--- a/report/PA1_Dario_Ajna.docx
+++ b/report/PA1_Dario_Ajna.docx
@@ -5,8 +5,14 @@
     <w:p>
       <w:pPr>
         <w:jc w:val="center"/>
-      </w:pPr>
-      <w:r>
+        <w:rPr>
+          <w:lang w:val="en-US"/>
+        </w:rPr>
+      </w:pPr>
+      <w:r>
+        <w:rPr>
+          <w:lang w:val="en-US"/>
+        </w:rPr>
         <w:t>ZURICH UNIVERSITY OF APPLIED SCIENCES</w:t>
       </w:r>
     </w:p>
@@ -127,11 +133,19 @@
           <w:lang w:val="en-US"/>
         </w:rPr>
       </w:pPr>
-      <w:r>
-        <w:rPr>
-          <w:lang w:val="en-US"/>
-        </w:rPr>
-        <w:t>Fillipone Dario</w:t>
+      <w:proofErr w:type="spellStart"/>
+      <w:r>
+        <w:rPr>
+          <w:lang w:val="en-US"/>
+        </w:rPr>
+        <w:t>Fillipone</w:t>
+      </w:r>
+      <w:proofErr w:type="spellEnd"/>
+      <w:r>
+        <w:rPr>
+          <w:lang w:val="en-US"/>
+        </w:rPr>
+        <w:t xml:space="preserve"> Dario</w:t>
       </w:r>
     </w:p>
     <w:p>
@@ -141,11 +155,19 @@
           <w:lang w:val="en-US"/>
         </w:rPr>
       </w:pPr>
-      <w:r>
-        <w:rPr>
-          <w:lang w:val="en-US"/>
-        </w:rPr>
-        <w:t>Binaki Ajna</w:t>
+      <w:proofErr w:type="spellStart"/>
+      <w:r>
+        <w:rPr>
+          <w:lang w:val="en-US"/>
+        </w:rPr>
+        <w:t>Binaki</w:t>
+      </w:r>
+      <w:proofErr w:type="spellEnd"/>
+      <w:r>
+        <w:rPr>
+          <w:lang w:val="en-US"/>
+        </w:rPr>
+        <w:t xml:space="preserve"> Ajna</w:t>
       </w:r>
     </w:p>
     <w:p>
@@ -267,12 +289,42 @@
           <w:lang w:val="en-US"/>
         </w:rPr>
       </w:pPr>
-      <w:r>
-        <w:rPr>
-          <w:lang w:val="en-US"/>
-        </w:rPr>
-        <w:t>Bilgin Sonay Tugçe</w:t>
-      </w:r>
+      <w:proofErr w:type="spellStart"/>
+      <w:r>
+        <w:rPr>
+          <w:lang w:val="en-US"/>
+        </w:rPr>
+        <w:t>Bilgin</w:t>
+      </w:r>
+      <w:proofErr w:type="spellEnd"/>
+      <w:r>
+        <w:rPr>
+          <w:lang w:val="en-US"/>
+        </w:rPr>
+        <w:t xml:space="preserve"> </w:t>
+      </w:r>
+      <w:proofErr w:type="spellStart"/>
+      <w:r>
+        <w:rPr>
+          <w:lang w:val="en-US"/>
+        </w:rPr>
+        <w:t>Sonay</w:t>
+      </w:r>
+      <w:proofErr w:type="spellEnd"/>
+      <w:r>
+        <w:rPr>
+          <w:lang w:val="en-US"/>
+        </w:rPr>
+        <w:t xml:space="preserve"> </w:t>
+      </w:r>
+      <w:proofErr w:type="spellStart"/>
+      <w:r>
+        <w:rPr>
+          <w:lang w:val="en-US"/>
+        </w:rPr>
+        <w:t>Tugçe</w:t>
+      </w:r>
+      <w:proofErr w:type="spellEnd"/>
     </w:p>
     <w:p>
       <w:pPr>
@@ -286,6 +338,284 @@
         </w:rPr>
         <w:t>Company, address, location</w:t>
       </w:r>
+    </w:p>
+    <w:p>
+      <w:pPr>
+        <w:rPr>
+          <w:lang w:val="en-US"/>
+        </w:rPr>
+      </w:pPr>
+      <w:r>
+        <w:rPr>
+          <w:lang w:val="en-US"/>
+        </w:rPr>
+        <w:br w:type="page"/>
+      </w:r>
+    </w:p>
+    <w:p>
+      <w:pPr>
+        <w:rPr>
+          <w:lang w:val="en-US"/>
+        </w:rPr>
+      </w:pPr>
+      <w:r>
+        <w:rPr>
+          <w:lang w:val="en-US"/>
+        </w:rPr>
+        <w:lastRenderedPageBreak/>
+        <w:br w:type="page"/>
+      </w:r>
+    </w:p>
+    <w:p>
+      <w:pPr>
+        <w:rPr>
+          <w:lang w:val="en-US"/>
+        </w:rPr>
+      </w:pPr>
+      <w:r>
+        <w:rPr>
+          <w:lang w:val="en-US"/>
+        </w:rPr>
+        <w:lastRenderedPageBreak/>
+        <w:br w:type="page"/>
+      </w:r>
+    </w:p>
+    <w:p>
+      <w:pPr>
+        <w:pStyle w:val="berschrift1"/>
+        <w:rPr>
+          <w:lang w:val="en-US"/>
+        </w:rPr>
+      </w:pPr>
+      <w:r>
+        <w:rPr>
+          <w:lang w:val="en-US"/>
+        </w:rPr>
+        <w:lastRenderedPageBreak/>
+        <w:t xml:space="preserve"> Introduction</w:t>
+      </w:r>
+    </w:p>
+    <w:p>
+      <w:pPr>
+        <w:rPr>
+          <w:lang w:val="en-US"/>
+        </w:rPr>
+      </w:pPr>
+      <w:r>
+        <w:rPr>
+          <w:lang w:val="en-US"/>
+        </w:rPr>
+        <w:t xml:space="preserve">This chapter provides an overview of the current state of knowledge and technology on geographical differences in microbiomes. </w:t>
+      </w:r>
+    </w:p>
+    <w:p>
+      <w:pPr>
+        <w:rPr>
+          <w:lang w:val="en-US"/>
+        </w:rPr>
+      </w:pPr>
+      <w:r>
+        <w:rPr>
+          <w:lang w:val="en-US"/>
+        </w:rPr>
+        <w:t xml:space="preserve">It is believed that the microbiome plays a significant role in health </w:t>
+      </w:r>
+      <w:r>
+        <w:rPr>
+          <w:lang w:val="en-US"/>
+        </w:rPr>
+        <w:t>issues</w:t>
+      </w:r>
+      <w:proofErr w:type="gramStart"/>
+      <w:r>
+        <w:rPr>
+          <w:lang w:val="en-US"/>
+        </w:rPr>
+        <w:t>…..</w:t>
+      </w:r>
+      <w:proofErr w:type="gramEnd"/>
+    </w:p>
+    <w:p>
+      <w:pPr>
+        <w:rPr>
+          <w:lang w:val="en-US"/>
+        </w:rPr>
+      </w:pPr>
+      <w:r>
+        <w:rPr>
+          <w:lang w:val="en-US"/>
+        </w:rPr>
+        <w:br w:type="page"/>
+      </w:r>
+    </w:p>
+    <w:p>
+      <w:pPr>
+        <w:pStyle w:val="berschrift1"/>
+        <w:rPr>
+          <w:lang w:val="en-US"/>
+        </w:rPr>
+      </w:pPr>
+      <w:r>
+        <w:rPr>
+          <w:lang w:val="en-US"/>
+        </w:rPr>
+        <w:lastRenderedPageBreak/>
+        <w:t xml:space="preserve"> Materials and Methodology</w:t>
+      </w:r>
+    </w:p>
+    <w:p>
+      <w:pPr>
+        <w:rPr>
+          <w:lang w:val="en-US"/>
+        </w:rPr>
+      </w:pPr>
+      <w:r>
+        <w:rPr>
+          <w:lang w:val="en-US"/>
+        </w:rPr>
+        <w:t xml:space="preserve">This chapter describes the preprocessing and methods used for analysis. It focuses on the scientific questions formulated in “Chapter 1: Introduction” which contains the geographical differences, determination of the specific microbial signatures and their link to specific health traits. The project started with the data from the website “Human gut microbiome atlas” </w:t>
+      </w:r>
+      <w:r>
+        <w:rPr>
+          <w:lang w:val="en-US"/>
+        </w:rPr>
+        <w:fldChar w:fldCharType="begin"/>
+      </w:r>
+      <w:r>
+        <w:rPr>
+          <w:lang w:val="en-US"/>
+        </w:rPr>
+        <w:instrText xml:space="preserve"> ADDIN ZOTERO_ITEM CSL_CITATION {"citationID":"6cv7t0vC","properties":{"formattedCitation":"({\\i{}Microbiome Atlas}, o.\\uc0\\u160{}J.)","plainCitation":"(Microbiome Atlas, o. J.)","noteIndex":0},"citationItems":[{"id":104,"uris":["http://zotero.org/groups/6441163/items/ITE3JV2T"],"itemData":{"id":104,"type":"webpage","title":"Microbiome Atlas","URL":"https://www.microbiomeatlas.org/","accessed":{"date-parts":[["2026",4,20]]}}}],"schema":"https://github.com/citation-style-language/schema/raw/master/csl-citation.json"} </w:instrText>
+      </w:r>
+      <w:r>
+        <w:rPr>
+          <w:lang w:val="en-US"/>
+        </w:rPr>
+        <w:fldChar w:fldCharType="separate"/>
+      </w:r>
+      <w:r>
+        <w:rPr>
+          <w:rFonts w:ascii="Aptos" w:cs="Times New Roman"/>
+          <w:kern w:val="0"/>
+          <w:lang w:val="en-US"/>
+        </w:rPr>
+        <w:t>(</w:t>
+      </w:r>
+      <w:r>
+        <w:rPr>
+          <w:rFonts w:ascii="Aptos" w:cs="Times New Roman"/>
+          <w:i/>
+          <w:iCs/>
+          <w:kern w:val="0"/>
+          <w:lang w:val="en-US"/>
+        </w:rPr>
+        <w:t>Microbiome Atlas</w:t>
+      </w:r>
+      <w:r>
+        <w:rPr>
+          <w:rFonts w:ascii="Aptos" w:cs="Times New Roman"/>
+          <w:kern w:val="0"/>
+          <w:lang w:val="en-US"/>
+        </w:rPr>
+        <w:t>, o. J.)</w:t>
+      </w:r>
+      <w:r>
+        <w:rPr>
+          <w:lang w:val="en-US"/>
+        </w:rPr>
+        <w:fldChar w:fldCharType="end"/>
+      </w:r>
+      <w:r>
+        <w:rPr>
+          <w:lang w:val="en-US"/>
+        </w:rPr>
+        <w:t xml:space="preserve">, which contains samples from multiple study cohorts from different countries (the exact study cohorts can be viewed </w:t>
+      </w:r>
+      <w:r>
+        <w:rPr>
+          <w:color w:val="FF0000"/>
+          <w:lang w:val="en-US"/>
+        </w:rPr>
+        <w:t>…….</w:t>
+      </w:r>
+    </w:p>
+    <w:p>
+      <w:pPr>
+        <w:rPr>
+          <w:lang w:val="en-US"/>
+        </w:rPr>
+      </w:pPr>
+      <w:r>
+        <w:rPr>
+          <w:lang w:val="en-US"/>
+        </w:rPr>
+        <w:t xml:space="preserve">Python was primarily used for the entire pipeline, with some exceptions where R was needed. All </w:t>
+      </w:r>
+      <w:proofErr w:type="spellStart"/>
+      <w:r>
+        <w:rPr>
+          <w:lang w:val="en-US"/>
+        </w:rPr>
+        <w:t>Jupyter</w:t>
+      </w:r>
+      <w:proofErr w:type="spellEnd"/>
+      <w:r>
+        <w:rPr>
+          <w:lang w:val="en-US"/>
+        </w:rPr>
+        <w:t xml:space="preserve"> Notebooks can be viewed with this </w:t>
+      </w:r>
+      <w:r>
+        <w:rPr>
+          <w:color w:val="FF0000"/>
+          <w:lang w:val="en-US"/>
+        </w:rPr>
+        <w:t>link</w:t>
+      </w:r>
+      <w:r>
+        <w:rPr>
+          <w:lang w:val="en-US"/>
+        </w:rPr>
+        <w:t xml:space="preserve">: </w:t>
+      </w:r>
+    </w:p>
+    <w:p>
+      <w:pPr>
+        <w:rPr>
+          <w:lang w:val="en-US"/>
+        </w:rPr>
+      </w:pPr>
+      <w:r>
+        <w:rPr>
+          <w:lang w:val="en-US"/>
+        </w:rPr>
+        <w:t>Artificial Intelligence was used to support in coding and grammatical correction. All suggested codes were analyzed and understood fully to avoid mistakes.</w:t>
+      </w:r>
+    </w:p>
+    <w:p>
+      <w:pPr>
+        <w:pStyle w:val="berschrift2"/>
+        <w:numPr>
+          <w:ilvl w:val="1"/>
+          <w:numId w:val="2"/>
+        </w:numPr>
+        <w:rPr>
+          <w:lang w:val="en-US"/>
+        </w:rPr>
+      </w:pPr>
+      <w:r>
+        <w:rPr>
+          <w:lang w:val="en-US"/>
+        </w:rPr>
+        <w:t>Dataset exploration</w:t>
+      </w:r>
+    </w:p>
+    <w:p>
+      <w:pPr>
+        <w:rPr>
+          <w:lang w:val="en-US"/>
+        </w:rPr>
+      </w:pPr>
     </w:p>
     <w:sectPr>
       <w:pgSz w:w="11906" w:h="16838"/>
@@ -350,8 +680,399 @@
       <w:lvlJc w:val="left"/>
     </w:lvl>
   </w:abstractNum>
+  <w:abstractNum w:abstractNumId="1" w15:restartNumberingAfterBreak="0">
+    <w:nsid w:val="000F70C9"/>
+    <w:multiLevelType w:val="multilevel"/>
+    <w:tmpl w:val="7272F108"/>
+    <w:lvl w:ilvl="0">
+      <w:start w:val="1"/>
+      <w:numFmt w:val="decimal"/>
+      <w:pStyle w:val="berschrift1"/>
+      <w:lvlText w:val="%1."/>
+      <w:lvlJc w:val="left"/>
+      <w:pPr>
+        <w:ind w:left="720" w:hanging="360"/>
+      </w:pPr>
+    </w:lvl>
+    <w:lvl w:ilvl="1">
+      <w:start w:val="1"/>
+      <w:numFmt w:val="decimal"/>
+      <w:isLgl/>
+      <w:lvlText w:val="%1.%2"/>
+      <w:lvlJc w:val="left"/>
+      <w:pPr>
+        <w:ind w:left="840" w:hanging="480"/>
+      </w:pPr>
+      <w:rPr>
+        <w:rFonts w:hint="default"/>
+      </w:rPr>
+    </w:lvl>
+    <w:lvl w:ilvl="2">
+      <w:start w:val="1"/>
+      <w:numFmt w:val="decimal"/>
+      <w:isLgl/>
+      <w:lvlText w:val="%1.%2.%3"/>
+      <w:lvlJc w:val="left"/>
+      <w:pPr>
+        <w:ind w:left="1080" w:hanging="720"/>
+      </w:pPr>
+      <w:rPr>
+        <w:rFonts w:hint="default"/>
+      </w:rPr>
+    </w:lvl>
+    <w:lvl w:ilvl="3">
+      <w:start w:val="1"/>
+      <w:numFmt w:val="decimal"/>
+      <w:isLgl/>
+      <w:lvlText w:val="%1.%2.%3.%4"/>
+      <w:lvlJc w:val="left"/>
+      <w:pPr>
+        <w:ind w:left="1440" w:hanging="1080"/>
+      </w:pPr>
+      <w:rPr>
+        <w:rFonts w:hint="default"/>
+      </w:rPr>
+    </w:lvl>
+    <w:lvl w:ilvl="4">
+      <w:start w:val="1"/>
+      <w:numFmt w:val="decimal"/>
+      <w:isLgl/>
+      <w:lvlText w:val="%1.%2.%3.%4.%5"/>
+      <w:lvlJc w:val="left"/>
+      <w:pPr>
+        <w:ind w:left="1440" w:hanging="1080"/>
+      </w:pPr>
+      <w:rPr>
+        <w:rFonts w:hint="default"/>
+      </w:rPr>
+    </w:lvl>
+    <w:lvl w:ilvl="5">
+      <w:start w:val="1"/>
+      <w:numFmt w:val="decimal"/>
+      <w:isLgl/>
+      <w:lvlText w:val="%1.%2.%3.%4.%5.%6"/>
+      <w:lvlJc w:val="left"/>
+      <w:pPr>
+        <w:ind w:left="1800" w:hanging="1440"/>
+      </w:pPr>
+      <w:rPr>
+        <w:rFonts w:hint="default"/>
+      </w:rPr>
+    </w:lvl>
+    <w:lvl w:ilvl="6">
+      <w:start w:val="1"/>
+      <w:numFmt w:val="decimal"/>
+      <w:isLgl/>
+      <w:lvlText w:val="%1.%2.%3.%4.%5.%6.%7"/>
+      <w:lvlJc w:val="left"/>
+      <w:pPr>
+        <w:ind w:left="1800" w:hanging="1440"/>
+      </w:pPr>
+      <w:rPr>
+        <w:rFonts w:hint="default"/>
+      </w:rPr>
+    </w:lvl>
+    <w:lvl w:ilvl="7">
+      <w:start w:val="1"/>
+      <w:numFmt w:val="decimal"/>
+      <w:isLgl/>
+      <w:lvlText w:val="%1.%2.%3.%4.%5.%6.%7.%8"/>
+      <w:lvlJc w:val="left"/>
+      <w:pPr>
+        <w:ind w:left="2160" w:hanging="1800"/>
+      </w:pPr>
+      <w:rPr>
+        <w:rFonts w:hint="default"/>
+      </w:rPr>
+    </w:lvl>
+    <w:lvl w:ilvl="8">
+      <w:start w:val="1"/>
+      <w:numFmt w:val="decimal"/>
+      <w:isLgl/>
+      <w:lvlText w:val="%1.%2.%3.%4.%5.%6.%7.%8.%9"/>
+      <w:lvlJc w:val="left"/>
+      <w:pPr>
+        <w:ind w:left="2160" w:hanging="1800"/>
+      </w:pPr>
+      <w:rPr>
+        <w:rFonts w:hint="default"/>
+      </w:rPr>
+    </w:lvl>
+  </w:abstractNum>
+  <w:abstractNum w:abstractNumId="2" w15:restartNumberingAfterBreak="0">
+    <w:nsid w:val="0BB01DF8"/>
+    <w:multiLevelType w:val="multilevel"/>
+    <w:tmpl w:val="0407001D"/>
+    <w:styleLink w:val="AktuelleListe2"/>
+    <w:lvl w:ilvl="0">
+      <w:start w:val="1"/>
+      <w:numFmt w:val="decimal"/>
+      <w:lvlText w:val="%1)"/>
+      <w:lvlJc w:val="left"/>
+      <w:pPr>
+        <w:ind w:left="360" w:hanging="360"/>
+      </w:pPr>
+    </w:lvl>
+    <w:lvl w:ilvl="1">
+      <w:start w:val="1"/>
+      <w:numFmt w:val="lowerLetter"/>
+      <w:lvlText w:val="%2)"/>
+      <w:lvlJc w:val="left"/>
+      <w:pPr>
+        <w:ind w:left="720" w:hanging="360"/>
+      </w:pPr>
+    </w:lvl>
+    <w:lvl w:ilvl="2">
+      <w:start w:val="1"/>
+      <w:numFmt w:val="lowerRoman"/>
+      <w:lvlText w:val="%3)"/>
+      <w:lvlJc w:val="left"/>
+      <w:pPr>
+        <w:ind w:left="1080" w:hanging="360"/>
+      </w:pPr>
+    </w:lvl>
+    <w:lvl w:ilvl="3">
+      <w:start w:val="1"/>
+      <w:numFmt w:val="decimal"/>
+      <w:lvlText w:val="(%4)"/>
+      <w:lvlJc w:val="left"/>
+      <w:pPr>
+        <w:ind w:left="1440" w:hanging="360"/>
+      </w:pPr>
+    </w:lvl>
+    <w:lvl w:ilvl="4">
+      <w:start w:val="1"/>
+      <w:numFmt w:val="lowerLetter"/>
+      <w:lvlText w:val="(%5)"/>
+      <w:lvlJc w:val="left"/>
+      <w:pPr>
+        <w:ind w:left="1800" w:hanging="360"/>
+      </w:pPr>
+    </w:lvl>
+    <w:lvl w:ilvl="5">
+      <w:start w:val="1"/>
+      <w:numFmt w:val="lowerRoman"/>
+      <w:lvlText w:val="(%6)"/>
+      <w:lvlJc w:val="left"/>
+      <w:pPr>
+        <w:ind w:left="2160" w:hanging="360"/>
+      </w:pPr>
+    </w:lvl>
+    <w:lvl w:ilvl="6">
+      <w:start w:val="1"/>
+      <w:numFmt w:val="decimal"/>
+      <w:lvlText w:val="%7."/>
+      <w:lvlJc w:val="left"/>
+      <w:pPr>
+        <w:ind w:left="2520" w:hanging="360"/>
+      </w:pPr>
+    </w:lvl>
+    <w:lvl w:ilvl="7">
+      <w:start w:val="1"/>
+      <w:numFmt w:val="lowerLetter"/>
+      <w:lvlText w:val="%8."/>
+      <w:lvlJc w:val="left"/>
+      <w:pPr>
+        <w:ind w:left="2880" w:hanging="360"/>
+      </w:pPr>
+    </w:lvl>
+    <w:lvl w:ilvl="8">
+      <w:start w:val="1"/>
+      <w:numFmt w:val="lowerRoman"/>
+      <w:lvlText w:val="%9."/>
+      <w:lvlJc w:val="left"/>
+      <w:pPr>
+        <w:ind w:left="3240" w:hanging="360"/>
+      </w:pPr>
+    </w:lvl>
+  </w:abstractNum>
+  <w:abstractNum w:abstractNumId="3" w15:restartNumberingAfterBreak="0">
+    <w:nsid w:val="42D35869"/>
+    <w:multiLevelType w:val="multilevel"/>
+    <w:tmpl w:val="0407001D"/>
+    <w:styleLink w:val="AktuelleListe1"/>
+    <w:lvl w:ilvl="0">
+      <w:start w:val="1"/>
+      <w:numFmt w:val="decimal"/>
+      <w:lvlText w:val="%1)"/>
+      <w:lvlJc w:val="left"/>
+      <w:pPr>
+        <w:ind w:left="360" w:hanging="360"/>
+      </w:pPr>
+    </w:lvl>
+    <w:lvl w:ilvl="1">
+      <w:start w:val="1"/>
+      <w:numFmt w:val="lowerLetter"/>
+      <w:lvlText w:val="%2)"/>
+      <w:lvlJc w:val="left"/>
+      <w:pPr>
+        <w:ind w:left="720" w:hanging="360"/>
+      </w:pPr>
+    </w:lvl>
+    <w:lvl w:ilvl="2">
+      <w:start w:val="1"/>
+      <w:numFmt w:val="lowerRoman"/>
+      <w:lvlText w:val="%3)"/>
+      <w:lvlJc w:val="left"/>
+      <w:pPr>
+        <w:ind w:left="1080" w:hanging="360"/>
+      </w:pPr>
+    </w:lvl>
+    <w:lvl w:ilvl="3">
+      <w:start w:val="1"/>
+      <w:numFmt w:val="decimal"/>
+      <w:lvlText w:val="(%4)"/>
+      <w:lvlJc w:val="left"/>
+      <w:pPr>
+        <w:ind w:left="1440" w:hanging="360"/>
+      </w:pPr>
+    </w:lvl>
+    <w:lvl w:ilvl="4">
+      <w:start w:val="1"/>
+      <w:numFmt w:val="lowerLetter"/>
+      <w:lvlText w:val="(%5)"/>
+      <w:lvlJc w:val="left"/>
+      <w:pPr>
+        <w:ind w:left="1800" w:hanging="360"/>
+      </w:pPr>
+    </w:lvl>
+    <w:lvl w:ilvl="5">
+      <w:start w:val="1"/>
+      <w:numFmt w:val="lowerRoman"/>
+      <w:lvlText w:val="(%6)"/>
+      <w:lvlJc w:val="left"/>
+      <w:pPr>
+        <w:ind w:left="2160" w:hanging="360"/>
+      </w:pPr>
+    </w:lvl>
+    <w:lvl w:ilvl="6">
+      <w:start w:val="1"/>
+      <w:numFmt w:val="decimal"/>
+      <w:lvlText w:val="%7."/>
+      <w:lvlJc w:val="left"/>
+      <w:pPr>
+        <w:ind w:left="2520" w:hanging="360"/>
+      </w:pPr>
+    </w:lvl>
+    <w:lvl w:ilvl="7">
+      <w:start w:val="1"/>
+      <w:numFmt w:val="lowerLetter"/>
+      <w:lvlText w:val="%8."/>
+      <w:lvlJc w:val="left"/>
+      <w:pPr>
+        <w:ind w:left="2880" w:hanging="360"/>
+      </w:pPr>
+    </w:lvl>
+    <w:lvl w:ilvl="8">
+      <w:start w:val="1"/>
+      <w:numFmt w:val="lowerRoman"/>
+      <w:lvlText w:val="%9."/>
+      <w:lvlJc w:val="left"/>
+      <w:pPr>
+        <w:ind w:left="3240" w:hanging="360"/>
+      </w:pPr>
+    </w:lvl>
+  </w:abstractNum>
+  <w:abstractNum w:abstractNumId="4" w15:restartNumberingAfterBreak="0">
+    <w:nsid w:val="45657E1A"/>
+    <w:multiLevelType w:val="hybridMultilevel"/>
+    <w:tmpl w:val="F1C0D5DE"/>
+    <w:lvl w:ilvl="0" w:tplc="43989FE8">
+      <w:start w:val="1"/>
+      <w:numFmt w:val="decimal"/>
+      <w:lvlText w:val="%1."/>
+      <w:lvlJc w:val="left"/>
+      <w:pPr>
+        <w:ind w:left="720" w:hanging="360"/>
+      </w:pPr>
+    </w:lvl>
+    <w:lvl w:ilvl="1" w:tplc="04070019" w:tentative="1">
+      <w:start w:val="1"/>
+      <w:numFmt w:val="lowerLetter"/>
+      <w:lvlText w:val="%2."/>
+      <w:lvlJc w:val="left"/>
+      <w:pPr>
+        <w:ind w:left="1440" w:hanging="360"/>
+      </w:pPr>
+    </w:lvl>
+    <w:lvl w:ilvl="2" w:tplc="0407001B" w:tentative="1">
+      <w:start w:val="1"/>
+      <w:numFmt w:val="lowerRoman"/>
+      <w:lvlText w:val="%3."/>
+      <w:lvlJc w:val="right"/>
+      <w:pPr>
+        <w:ind w:left="2160" w:hanging="180"/>
+      </w:pPr>
+    </w:lvl>
+    <w:lvl w:ilvl="3" w:tplc="0407000F" w:tentative="1">
+      <w:start w:val="1"/>
+      <w:numFmt w:val="decimal"/>
+      <w:lvlText w:val="%4."/>
+      <w:lvlJc w:val="left"/>
+      <w:pPr>
+        <w:ind w:left="2880" w:hanging="360"/>
+      </w:pPr>
+    </w:lvl>
+    <w:lvl w:ilvl="4" w:tplc="04070019" w:tentative="1">
+      <w:start w:val="1"/>
+      <w:numFmt w:val="lowerLetter"/>
+      <w:lvlText w:val="%5."/>
+      <w:lvlJc w:val="left"/>
+      <w:pPr>
+        <w:ind w:left="3600" w:hanging="360"/>
+      </w:pPr>
+    </w:lvl>
+    <w:lvl w:ilvl="5" w:tplc="0407001B" w:tentative="1">
+      <w:start w:val="1"/>
+      <w:numFmt w:val="lowerRoman"/>
+      <w:lvlText w:val="%6."/>
+      <w:lvlJc w:val="right"/>
+      <w:pPr>
+        <w:ind w:left="4320" w:hanging="180"/>
+      </w:pPr>
+    </w:lvl>
+    <w:lvl w:ilvl="6" w:tplc="0407000F" w:tentative="1">
+      <w:start w:val="1"/>
+      <w:numFmt w:val="decimal"/>
+      <w:lvlText w:val="%7."/>
+      <w:lvlJc w:val="left"/>
+      <w:pPr>
+        <w:ind w:left="5040" w:hanging="360"/>
+      </w:pPr>
+    </w:lvl>
+    <w:lvl w:ilvl="7" w:tplc="04070019" w:tentative="1">
+      <w:start w:val="1"/>
+      <w:numFmt w:val="lowerLetter"/>
+      <w:lvlText w:val="%8."/>
+      <w:lvlJc w:val="left"/>
+      <w:pPr>
+        <w:ind w:left="5760" w:hanging="360"/>
+      </w:pPr>
+    </w:lvl>
+    <w:lvl w:ilvl="8" w:tplc="0407001B" w:tentative="1">
+      <w:start w:val="1"/>
+      <w:numFmt w:val="lowerRoman"/>
+      <w:lvlText w:val="%9."/>
+      <w:lvlJc w:val="right"/>
+      <w:pPr>
+        <w:ind w:left="6480" w:hanging="180"/>
+      </w:pPr>
+    </w:lvl>
+  </w:abstractNum>
   <w:num w:numId="1" w16cid:durableId="275869367">
     <w:abstractNumId w:val="0"/>
+  </w:num>
+  <w:num w:numId="2" w16cid:durableId="1567834753">
+    <w:abstractNumId w:val="1"/>
+  </w:num>
+  <w:num w:numId="3" w16cid:durableId="341125170">
+    <w:abstractNumId w:val="4"/>
+  </w:num>
+  <w:num w:numId="4" w16cid:durableId="1181436040">
+    <w:abstractNumId w:val="3"/>
+  </w:num>
+  <w:num w:numId="5" w16cid:durableId="1981377079">
+    <w:abstractNumId w:val="2"/>
   </w:num>
 </w:numbering>
 </file>
@@ -764,16 +1485,19 @@
     <w:link w:val="berschrift1Zchn"/>
     <w:uiPriority w:val="9"/>
     <w:qFormat/>
-    <w:rsid w:val="00EA2846"/>
+    <w:rsid w:val="00153B4F"/>
     <w:pPr>
       <w:keepNext/>
       <w:keepLines/>
+      <w:numPr>
+        <w:numId w:val="2"/>
+      </w:numPr>
       <w:spacing w:before="360" w:after="80"/>
       <w:outlineLvl w:val="0"/>
     </w:pPr>
     <w:rPr>
       <w:rFonts w:asciiTheme="majorHAnsi" w:eastAsiaTheme="majorEastAsia" w:hAnsiTheme="majorHAnsi" w:cstheme="majorBidi"/>
-      <w:color w:val="0F4761" w:themeColor="accent1" w:themeShade="BF"/>
+      <w:color w:val="000000" w:themeColor="text1"/>
       <w:sz w:val="40"/>
       <w:szCs w:val="40"/>
     </w:rPr>
@@ -784,10 +1508,9 @@
     <w:next w:val="Standard"/>
     <w:link w:val="berschrift2Zchn"/>
     <w:uiPriority w:val="9"/>
-    <w:semiHidden/>
     <w:unhideWhenUsed/>
     <w:qFormat/>
-    <w:rsid w:val="00EA2846"/>
+    <w:rsid w:val="006C2D1D"/>
     <w:pPr>
       <w:keepNext/>
       <w:keepLines/>
@@ -796,7 +1519,7 @@
     </w:pPr>
     <w:rPr>
       <w:rFonts w:asciiTheme="majorHAnsi" w:eastAsiaTheme="majorEastAsia" w:hAnsiTheme="majorHAnsi" w:cstheme="majorBidi"/>
-      <w:color w:val="0F4761" w:themeColor="accent1" w:themeShade="BF"/>
+      <w:color w:val="000000" w:themeColor="text1"/>
       <w:sz w:val="32"/>
       <w:szCs w:val="32"/>
     </w:rPr>
@@ -959,6 +1682,7 @@
   <w:style w:type="character" w:default="1" w:styleId="Absatz-Standardschriftart">
     <w:name w:val="Default Paragraph Font"/>
     <w:uiPriority w:val="1"/>
+    <w:semiHidden/>
     <w:unhideWhenUsed/>
   </w:style>
   <w:style w:type="table" w:default="1" w:styleId="NormaleTabelle">
@@ -987,10 +1711,10 @@
     <w:basedOn w:val="Absatz-Standardschriftart"/>
     <w:link w:val="berschrift1"/>
     <w:uiPriority w:val="9"/>
-    <w:rsid w:val="00EA2846"/>
+    <w:rsid w:val="00153B4F"/>
     <w:rPr>
       <w:rFonts w:asciiTheme="majorHAnsi" w:eastAsiaTheme="majorEastAsia" w:hAnsiTheme="majorHAnsi" w:cstheme="majorBidi"/>
-      <w:color w:val="0F4761" w:themeColor="accent1" w:themeShade="BF"/>
+      <w:color w:val="000000" w:themeColor="text1"/>
       <w:sz w:val="40"/>
       <w:szCs w:val="40"/>
     </w:rPr>
@@ -1000,11 +1724,10 @@
     <w:basedOn w:val="Absatz-Standardschriftart"/>
     <w:link w:val="berschrift2"/>
     <w:uiPriority w:val="9"/>
-    <w:semiHidden/>
-    <w:rsid w:val="00EA2846"/>
+    <w:rsid w:val="006C2D1D"/>
     <w:rPr>
       <w:rFonts w:asciiTheme="majorHAnsi" w:eastAsiaTheme="majorEastAsia" w:hAnsiTheme="majorHAnsi" w:cstheme="majorBidi"/>
-      <w:color w:val="0F4761" w:themeColor="accent1" w:themeShade="BF"/>
+      <w:color w:val="000000" w:themeColor="text1"/>
       <w:sz w:val="32"/>
       <w:szCs w:val="32"/>
     </w:rPr>
@@ -1271,6 +1994,26 @@
       <w:color w:val="0F4761" w:themeColor="accent1" w:themeShade="BF"/>
       <w:spacing w:val="5"/>
     </w:rPr>
+  </w:style>
+  <w:style w:type="numbering" w:customStyle="1" w:styleId="AktuelleListe1">
+    <w:name w:val="Aktuelle Liste1"/>
+    <w:uiPriority w:val="99"/>
+    <w:rsid w:val="006C2D1D"/>
+    <w:pPr>
+      <w:numPr>
+        <w:numId w:val="4"/>
+      </w:numPr>
+    </w:pPr>
+  </w:style>
+  <w:style w:type="numbering" w:customStyle="1" w:styleId="AktuelleListe2">
+    <w:name w:val="Aktuelle Liste2"/>
+    <w:uiPriority w:val="99"/>
+    <w:rsid w:val="006C2D1D"/>
+    <w:pPr>
+      <w:numPr>
+        <w:numId w:val="5"/>
+      </w:numPr>
+    </w:pPr>
   </w:style>
 </w:styles>
 </file>
